--- a/zht/docx/056.content.docx
+++ b/zht/docx/056.content.docx
@@ -367,18 +367,12 @@
           <w:lang w:val="zh_TW" w:bidi="zh_TW"/>
         </w:rPr>
       </w:r>
-      <w:hyperlink r:id="rId13">
-        <w:r>
-          <w:rPr>
-            <w:lang w:val="zh_TW" w:bidi="zh_TW"/>
-          </w:rPr>
-          <w:rPr>
-            <w:color w:val="0000EE"/>
-            <w:u w:val="single"/>
-          </w:rPr>
-          <w:t>歷代志上16:27</w:t>
-        </w:r>
-      </w:hyperlink>
+      <w:r>
+        <w:rPr>
+          <w:lang w:val="zh_TW" w:bidi="zh_TW"/>
+        </w:rPr>
+        <w:t>歷代志上16:27</w:t>
+      </w:r>
     </w:p>
     <w:p>
       <w:pPr>
@@ -391,18 +385,12 @@
           <w:lang w:val="zh_TW" w:bidi="zh_TW"/>
         </w:rPr>
       </w:r>
-      <w:hyperlink r:id="rId14">
-        <w:r>
-          <w:rPr>
-            <w:lang w:val="zh_TW" w:bidi="zh_TW"/>
-          </w:rPr>
-          <w:rPr>
-            <w:color w:val="0000EE"/>
-            <w:u w:val="single"/>
-          </w:rPr>
-          <w:t>出埃及記28:1–3</w:t>
-        </w:r>
-      </w:hyperlink>
+      <w:r>
+        <w:rPr>
+          <w:lang w:val="zh_TW" w:bidi="zh_TW"/>
+        </w:rPr>
+        <w:t>出埃及記28:1–3</w:t>
+      </w:r>
     </w:p>
     <w:p>
       <w:pPr>
@@ -415,18 +403,12 @@
           <w:lang w:val="zh_TW" w:bidi="zh_TW"/>
         </w:rPr>
       </w:r>
-      <w:hyperlink r:id="rId15">
-        <w:r>
-          <w:rPr>
-            <w:lang w:val="zh_TW" w:bidi="zh_TW"/>
-          </w:rPr>
-          <w:rPr>
-            <w:color w:val="0000EE"/>
-            <w:u w:val="single"/>
-          </w:rPr>
-          <w:t>以西結書28:7</w:t>
-        </w:r>
-      </w:hyperlink>
+      <w:r>
+        <w:rPr>
+          <w:lang w:val="zh_TW" w:bidi="zh_TW"/>
+        </w:rPr>
+        <w:t>以西結書28:7</w:t>
+      </w:r>
     </w:p>
     <w:p>
       <w:pPr>
@@ -439,18 +421,12 @@
           <w:lang w:val="zh_TW" w:bidi="zh_TW"/>
         </w:rPr>
       </w:r>
-      <w:hyperlink r:id="rId16">
-        <w:r>
-          <w:rPr>
-            <w:lang w:val="zh_TW" w:bidi="zh_TW"/>
-          </w:rPr>
-          <w:rPr>
-            <w:color w:val="0000EE"/>
-            <w:u w:val="single"/>
-          </w:rPr>
-          <w:t>路加福音4:7</w:t>
-        </w:r>
-      </w:hyperlink>
+      <w:r>
+        <w:rPr>
+          <w:lang w:val="zh_TW" w:bidi="zh_TW"/>
+        </w:rPr>
+        <w:t>路加福音4:7</w:t>
+      </w:r>
     </w:p>
     <w:p>
       <w:pPr>
@@ -463,18 +439,12 @@
           <w:lang w:val="zh_TW" w:bidi="zh_TW"/>
         </w:rPr>
       </w:r>
-      <w:hyperlink r:id="rId17">
-        <w:r>
-          <w:rPr>
-            <w:lang w:val="zh_TW" w:bidi="zh_TW"/>
-          </w:rPr>
-          <w:rPr>
-            <w:color w:val="0000EE"/>
-            <w:u w:val="single"/>
-          </w:rPr>
-          <w:t>詩篇89:44–45</w:t>
-        </w:r>
-      </w:hyperlink>
+      <w:r>
+        <w:rPr>
+          <w:lang w:val="zh_TW" w:bidi="zh_TW"/>
+        </w:rPr>
+        <w:t>詩篇89:44–45</w:t>
+      </w:r>
     </w:p>
     <w:p>
       <w:pPr>
@@ -487,18 +457,12 @@
           <w:lang w:val="zh_TW" w:bidi="zh_TW"/>
         </w:rPr>
       </w:r>
-      <w:hyperlink r:id="rId18">
-        <w:r>
-          <w:rPr>
-            <w:lang w:val="zh_TW" w:bidi="zh_TW"/>
-          </w:rPr>
-          <w:rPr>
-            <w:color w:val="0000EE"/>
-            <w:u w:val="single"/>
-          </w:rPr>
-          <w:t>啟示錄21:26–27</w:t>
-        </w:r>
-      </w:hyperlink>
+      <w:r>
+        <w:rPr>
+          <w:lang w:val="zh_TW" w:bidi="zh_TW"/>
+        </w:rPr>
+        <w:t>啟示錄21:26–27</w:t>
+      </w:r>
     </w:p>
     <w:p>
       <w:pPr>
